--- a/applications/Hamza_Ouriour_Cover_Letter_PW_ProductionSupportCoop.docx
+++ b/applications/Hamza_Ouriour_Cover_Letter_PW_ProductionSupportCoop.docx
@@ -132,19 +132,6 @@
           <w:szCs w:val="22"/>
         </w:rPr>
         <w:t xml:space="preserve">At Hallam-ICS I developed process gas, cooling water, and exhaust system layouts and produced fabrication-ready construction drawings in Revit and AutoCAD. I also supported P&amp;ID and equipment cut-sheet reviews and worked with senior engineers on commissioning documentation and design reviews. My procurement and revision control work at NASA is close to that, because I had to make sure the parts we installed matched the latest drawings.</w:t>
-      </w:r>
-    </w:p>
-    <w:p>
-      <w:pPr>
-        <w:spacing w:after="180"/>
-      </w:pPr>
-      <w:r>
-        <w:rPr>
-          <w:rFonts w:ascii="Calibri" w:cs="Calibri" w:eastAsia="Calibri" w:hAnsi="Calibri"/>
-          <w:sz w:val="22"/>
-          <w:szCs w:val="22"/>
-        </w:rPr>
-        <w:t xml:space="preserve">At NASA Johnson Space Center I built and integrated hardware for the Lunar Terrain Vehicle Ground Test Unit. I managed procurement, revision cycles, and component assembly across more than six subsystems and kept configuration records traceable.</w:t>
       </w:r>
     </w:p>
     <w:p>
